--- a/backend-app/samples/biểu mẫu tiệc/BIÊN BẢN GIAO NHẬN TIỆC HỘI NGHỊ.docx
+++ b/backend-app/samples/biểu mẫu tiệc/BIÊN BẢN GIAO NHẬN TIỆC HỘI NGHỊ.docx
@@ -1079,11 +1079,7 @@
               </w:rPr>
             </w:pPr>
             <w:r>
-              <w:rPr>
-                <w:rFonts w:ascii="Times New Roman" w:hAnsi="Times New Roman" w:cs="Times New Roman"/>
-                <w:noProof/>
-              </w:rPr>
-              <w:t>.............................................................................................................................................................................</w:t>
+              <w:t>{PhatSinhTrongHoiNghi}</w:t>
             </w:r>
           </w:p>
           <w:p>
@@ -1249,19 +1245,8 @@
             <w:tcW w:w="5341" w:type="dxa"/>
           </w:tcPr>
           <w:p>
-            <w:pPr>
-              <w:spacing w:before="60"/>
-              <w:rPr>
-                <w:rFonts w:ascii="Times New Roman" w:hAnsi="Times New Roman" w:cs="Times New Roman"/>
-                <w:noProof/>
-              </w:rPr>
-            </w:pPr>
-            <w:r>
-              <w:rPr>
-                <w:rFonts w:ascii="Times New Roman" w:hAnsi="Times New Roman" w:cs="Times New Roman"/>
-                <w:noProof/>
-              </w:rPr>
-              <w:t>Thời gian bắt đầu:</w:t>
+            <w:r>
+              <w:t>Thời gian bắt đầu: {GioBatDauThucTe}</w:t>
             </w:r>
           </w:p>
         </w:tc>
@@ -1271,29 +1256,9 @@
             <w:gridSpan w:val="2"/>
           </w:tcPr>
           <w:p>
-            <w:pPr>
-              <w:spacing w:before="60"/>
-              <w:rPr>
-                <w:rFonts w:ascii="Times New Roman" w:hAnsi="Times New Roman" w:cs="Times New Roman"/>
-                <w:noProof/>
-              </w:rPr>
-            </w:pPr>
-            <w:r>
-              <w:rPr>
-                <w:rFonts w:ascii="Times New Roman" w:hAnsi="Times New Roman" w:cs="Times New Roman"/>
-                <w:noProof/>
-              </w:rPr>
-              <w:t xml:space="preserve"> Thời gian kết thúc:</w:t>
-            </w:r>
-          </w:p>
-          <w:p>
-            <w:pPr>
-              <w:spacing w:before="60"/>
-              <w:rPr>
-                <w:rFonts w:ascii="Times New Roman" w:hAnsi="Times New Roman" w:cs="Times New Roman"/>
-                <w:noProof/>
-              </w:rPr>
-            </w:pPr>
+            <w:r>
+              <w:t>Thời gian kết thúc: {GioKetThucThucTe}</w:t>
+            </w:r>
           </w:p>
         </w:tc>
       </w:tr>
@@ -1306,19 +1271,8 @@
             <w:tcW w:w="5341" w:type="dxa"/>
           </w:tcPr>
           <w:p>
-            <w:pPr>
-              <w:spacing w:before="60"/>
-              <w:rPr>
-                <w:rFonts w:ascii="Times New Roman" w:hAnsi="Times New Roman" w:cs="Times New Roman"/>
-                <w:noProof/>
-              </w:rPr>
-            </w:pPr>
-            <w:r>
-              <w:rPr>
-                <w:rFonts w:ascii="Times New Roman" w:hAnsi="Times New Roman" w:cs="Times New Roman"/>
-                <w:noProof/>
-              </w:rPr>
-              <w:t>Số lượng khách thực tế:</w:t>
+            <w:r>
+              <w:t>Số lượng khách thực tế: {SoKhachThucTe}</w:t>
             </w:r>
           </w:p>
         </w:tc>
@@ -1328,19 +1282,8 @@
             <w:gridSpan w:val="2"/>
           </w:tcPr>
           <w:p>
-            <w:pPr>
-              <w:spacing w:before="60"/>
-              <w:rPr>
-                <w:rFonts w:ascii="Times New Roman" w:hAnsi="Times New Roman" w:cs="Times New Roman"/>
-                <w:noProof/>
-              </w:rPr>
-            </w:pPr>
-            <w:r>
-              <w:rPr>
-                <w:rFonts w:ascii="Times New Roman" w:hAnsi="Times New Roman" w:cs="Times New Roman"/>
-                <w:noProof/>
-              </w:rPr>
-              <w:t>Số lượng khách phát sinh ngoài HĐ:</w:t>
+            <w:r>
+              <w:t>Số lượng khách phát sinh ngoài: {SoKhachPhatSinh}</w:t>
             </w:r>
           </w:p>
         </w:tc>

--- a/backend-app/samples/biểu mẫu tiệc/BIÊN BẢN GIAO NHẬN TIỆC HỘI NGHỊ.docx
+++ b/backend-app/samples/biểu mẫu tiệc/BIÊN BẢN GIAO NHẬN TIỆC HỘI NGHỊ.docx
@@ -1,5 +1,83 @@
 
-<file path=word/document.xml><?xml version="1.0" encoding="utf-8"?>
+<file path=customXml\item1.xml><?xml version="1.0" encoding="utf-8"?>
+<s:customData xmlns="http://www.wps.cn/officeDocument/2013/wpsCustomData" xmlns:s="http://www.wps.cn/officeDocument/2013/wpsCustomData">
+  <customSectProps/>
+  <customShpExts>
+    <customShpInfo spid="_x0000_s1026"/>
+    <customShpInfo spid="_x0000_s1035"/>
+    <customShpInfo spid="_x0000_s1034"/>
+    <customShpInfo spid="_x0000_s1033"/>
+    <customShpInfo spid="_x0000_s1032"/>
+    <customShpInfo spid="_x0000_s1031"/>
+    <customShpInfo spid="_x0000_s1030"/>
+    <customShpInfo spid="_x0000_s1029"/>
+    <customShpInfo spid="_x0000_s1028"/>
+    <customShpInfo spid="_x0000_s1027"/>
+  </customShpExts>
+</s:customData>
+</file>
+
+<file path=customXml\item2.xml><?xml version="1.0" encoding="utf-8"?>
+<b:Sources xmlns:b="http://schemas.openxmlformats.org/officeDocument/2006/bibliography" xmlns="http://schemas.openxmlformats.org/officeDocument/2006/bibliography" SelectedStyle="\APA.XSL" StyleName="APA"/>
+</file>
+
+<file path=customXml\itemProps1.xml><?xml version="1.0" encoding="utf-8"?>
+<ds:datastoreItem xmlns:ds="http://schemas.openxmlformats.org/officeDocument/2006/customXml" ds:itemID="{B1977F7D-205B-4081-913C-38D41E755F92}">
+  <ds:schemaRefs>
+    <ds:schemaRef ds:uri="http://www.wps.cn/officeDocument/2013/wpsCustomData"/>
+  </ds:schemaRefs>
+</ds:datastoreItem>
+</file>
+
+<file path=customXml\itemProps2.xml><?xml version="1.0" encoding="utf-8"?>
+<ds:datastoreItem xmlns:ds="http://schemas.openxmlformats.org/officeDocument/2006/customXml" ds:itemID="{9A5A7724-79F2-4F3F-99CA-73DF3D35CD06}">
+  <ds:schemaRefs/>
+</ds:datastoreItem>
+</file>
+
+<file path=docProps\app.xml><?xml version="1.0" encoding="utf-8"?>
+<Properties xmlns="http://schemas.openxmlformats.org/officeDocument/2006/extended-properties" xmlns:vt="http://schemas.openxmlformats.org/officeDocument/2006/docPropsVTypes">
+  <Template>Normal.dotm</Template>
+  <Pages>1</Pages>
+  <Words>143</Words>
+  <Characters>766</Characters>
+  <Lines>10</Lines>
+  <Paragraphs>2</Paragraphs>
+  <TotalTime>2372</TotalTime>
+  <ScaleCrop>false</ScaleCrop>
+  <LinksUpToDate>false</LinksUpToDate>
+  <CharactersWithSpaces>1101</CharactersWithSpaces>
+  <Application>WPS Office_12.1.0.26880_F1E327BC-269C-435d-A152-05C5408002CA</Application>
+  <DocSecurity>0</DocSecurity>
+</Properties>
+</file>
+
+<file path=docProps\core.xml><?xml version="1.0" encoding="utf-8"?>
+<cp:coreProperties xmlns:cp="http://schemas.openxmlformats.org/package/2006/metadata/core-properties" xmlns:dc="http://purl.org/dc/elements/1.1/" xmlns:dcterms="http://purl.org/dc/terms/" xmlns:dcmitype="http://purl.org/dc/dcmitype/" xmlns:xsi="http://www.w3.org/2001/XMLSchema-instance">
+  <dcterms:created xsi:type="dcterms:W3CDTF">2013-04-22T08:45:00Z</dcterms:created>
+  <dc:creator>Mr Tuan</dc:creator>
+  <cp:lastModifiedBy>Dell3070</cp:lastModifiedBy>
+  <cp:lastPrinted>2018-12-19T04:37:00Z</cp:lastPrinted>
+  <dcterms:modified xsi:type="dcterms:W3CDTF">2026-06-10T04:28:47Z</dcterms:modified>
+  <cp:revision>57</cp:revision>
+</cp:coreProperties>
+</file>
+
+<file path=docProps\custom.xml><?xml version="1.0" encoding="utf-8"?>
+<Properties xmlns="http://schemas.openxmlformats.org/officeDocument/2006/custom-properties" xmlns:vt="http://schemas.openxmlformats.org/officeDocument/2006/docPropsVTypes">
+  <property fmtid="{D5CDD505-2E9C-101B-9397-08002B2CF9AE}" pid="2" name="KSOTemplateDocerSaveRecord">
+    <vt:lpwstr>eyJoZGlkIjoiYTJmYzZiNzA0MjJkZjA3YmRmYTQ1N2VlZWVlZDk3MzgifQ==</vt:lpwstr>
+  </property>
+  <property fmtid="{D5CDD505-2E9C-101B-9397-08002B2CF9AE}" pid="3" name="KSOProductBuildVer">
+    <vt:lpwstr>1033-12.1.0.26880</vt:lpwstr>
+  </property>
+  <property fmtid="{D5CDD505-2E9C-101B-9397-08002B2CF9AE}" pid="4" name="ICV">
+    <vt:lpwstr>9393C84BD47F4D19991DB08BB3E3A819_12</vt:lpwstr>
+  </property>
+</Properties>
+</file>
+
+<file path=word\document.xml><?xml version="1.0" encoding="utf-8"?>
 <w:document xmlns:wpc="http://schemas.microsoft.com/office/word/2010/wordprocessingCanvas" xmlns:mc="http://schemas.openxmlformats.org/markup-compatibility/2006" xmlns:o="urn:schemas-microsoft-com:office:office" xmlns:r="http://schemas.openxmlformats.org/officeDocument/2006/relationships" xmlns:m="http://schemas.openxmlformats.org/officeDocument/2006/math" xmlns:v="urn:schemas-microsoft-com:vml" xmlns:wp14="http://schemas.microsoft.com/office/word/2010/wordprocessingDrawing" xmlns:wp="http://schemas.openxmlformats.org/drawingml/2006/wordprocessingDrawing" xmlns:w="http://schemas.openxmlformats.org/wordprocessingml/2006/main" xmlns:w14="http://schemas.microsoft.com/office/word/2010/wordml" xmlns:w10="urn:schemas-microsoft-com:office:word" xmlns:w15="http://schemas.microsoft.com/office/word/2012/wordml" xmlns:wpg="http://schemas.microsoft.com/office/word/2010/wordprocessingGroup" xmlns:wpi="http://schemas.microsoft.com/office/word/2010/wordprocessingInk" xmlns:wne="http://schemas.microsoft.com/office/word/2006/wordml" xmlns:wps="http://schemas.microsoft.com/office/word/2010/wordprocessingShape" xmlns:wpsCustomData="http://www.wps.cn/officeDocument/2013/wpsCustomData" mc:Ignorable="w14 w15 wp14">
   <w:body>
     <w:tbl>
@@ -426,7 +504,7 @@
               <w:rPr>
                 <w:rFonts w:ascii="Times New Roman" w:hAnsi="Times New Roman" w:cs="Times New Roman"/>
               </w:rPr>
-              <w:t>Dự Phòng: {SoBanManDuPhong}</w:t>
+              <w:t>Dự Phòng: {SoBanDuPhong}</w:t>
             </w:r>
           </w:p>
         </w:tc>
@@ -510,7 +588,7 @@
               <w:rPr>
                 <w:rFonts w:ascii="Times New Roman" w:hAnsi="Times New Roman" w:cs="Times New Roman"/>
               </w:rPr>
-              <w:t>Đơn vị tổ chức: {BenBTenChuTiec}</w:t>
+              <w:t>Đơn vị tổ chức: {BenBTenDaiDien}</w:t>
             </w:r>
           </w:p>
         </w:tc>
@@ -1441,7 +1519,7 @@
 </w:document>
 </file>
 
-<file path=word/endnotes.xml><?xml version="1.0" encoding="utf-8"?>
+<file path=word\endnotes.xml><?xml version="1.0" encoding="utf-8"?>
 <w:endnotes xmlns:wpc="http://schemas.microsoft.com/office/word/2010/wordprocessingCanvas" xmlns:mc="http://schemas.openxmlformats.org/markup-compatibility/2006" xmlns:o="urn:schemas-microsoft-com:office:office" xmlns:r="http://schemas.openxmlformats.org/officeDocument/2006/relationships" xmlns:m="http://schemas.openxmlformats.org/officeDocument/2006/math" xmlns:v="urn:schemas-microsoft-com:vml" xmlns:wp14="http://schemas.microsoft.com/office/word/2010/wordprocessingDrawing" xmlns:wp="http://schemas.openxmlformats.org/drawingml/2006/wordprocessingDrawing" xmlns:w="http://schemas.openxmlformats.org/wordprocessingml/2006/main" xmlns:w14="http://schemas.microsoft.com/office/word/2010/wordml" xmlns:w15="http://schemas.microsoft.com/office/word/2012/wordml" xmlns:w10="urn:schemas-microsoft-com:office:word" xmlns:wpg="http://schemas.microsoft.com/office/word/2010/wordprocessingGroup" xmlns:wpi="http://schemas.microsoft.com/office/word/2010/wordprocessingInk" xmlns:wne="http://schemas.microsoft.com/office/word/2006/wordml" xmlns:wps="http://schemas.microsoft.com/office/word/2010/wordprocessingShape" xmlns:wpsCustomData="http://www.wps.cn/officeDocument/2013/wpsCustomData" mc:Ignorable="w14 w15 wp14">
   <w:endnote w:type="separator" w:id="0">
     <w:p>
@@ -1466,7 +1544,120 @@
 </w:endnotes>
 </file>
 
-<file path=word/footnotes.xml><?xml version="1.0" encoding="utf-8"?>
+<file path=word\fontTable.xml><?xml version="1.0" encoding="utf-8"?>
+<w:fonts xmlns:mc="http://schemas.openxmlformats.org/markup-compatibility/2006" xmlns:r="http://schemas.openxmlformats.org/officeDocument/2006/relationships" xmlns:w="http://schemas.openxmlformats.org/wordprocessingml/2006/main" xmlns:w14="http://schemas.microsoft.com/office/word/2010/wordml" mc:Ignorable="w14">
+  <w:font w:name="Times New Roman">
+    <w:panose1 w:val="02020603050405020304"/>
+    <w:charset w:val="00"/>
+    <w:family w:val="roman"/>
+    <w:pitch w:val="variable"/>
+    <w:sig w:usb0="20007A87" w:usb1="80000000" w:usb2="00000008" w:usb3="00000000" w:csb0="000001FF" w:csb1="00000000"/>
+  </w:font>
+  <w:font w:name="宋体">
+    <w:altName w:val="SimSun"/>
+    <w:panose1 w:val="02010600030101010101"/>
+    <w:charset w:val="86"/>
+    <w:family w:val="auto"/>
+    <w:pitch w:val="variable"/>
+    <w:sig w:usb0="00000003" w:usb1="080E0000" w:usb2="00000010" w:usb3="00000000" w:csb0="00040001" w:csb1="00000000"/>
+  </w:font>
+  <w:font w:name="SimSun">
+    <w:panose1 w:val="02010600030101010101"/>
+    <w:charset w:val="86"/>
+    <w:family w:val="auto"/>
+    <w:pitch w:val="default"/>
+    <w:sig w:usb0="00000203" w:usb1="288F0000" w:usb2="00000006" w:usb3="00000000" w:csb0="00040001" w:csb1="00000000"/>
+  </w:font>
+  <w:font w:name="Arial">
+    <w:panose1 w:val="020B0604020202020204"/>
+    <w:charset w:val="00"/>
+    <w:family w:val="swiss"/>
+    <w:pitch w:val="default"/>
+    <w:sig w:usb0="E0002EFF" w:usb1="C000785B" w:usb2="00000009" w:usb3="00000000" w:csb0="400001FF" w:csb1="FFFF0000"/>
+  </w:font>
+  <w:font w:name="黑体">
+    <w:altName w:val="SimSun"/>
+    <w:panose1 w:val="02010600030101010101"/>
+    <w:charset w:val="86"/>
+    <w:family w:val="auto"/>
+    <w:pitch w:val="default"/>
+    <w:sig w:usb0="00000001" w:usb1="080E0000" w:usb2="00000010" w:usb3="00000000" w:csb0="00040000" w:csb1="00000000"/>
+  </w:font>
+  <w:font w:name="Courier New">
+    <w:panose1 w:val="02070309020205020404"/>
+    <w:charset w:val="00"/>
+    <w:family w:val="modern"/>
+    <w:pitch w:val="default"/>
+    <w:sig w:usb0="E0002EFF" w:usb1="C0007843" w:usb2="00000009" w:usb3="00000000" w:csb0="400001FF" w:csb1="FFFF0000"/>
+  </w:font>
+  <w:font w:name="Wingdings">
+    <w:panose1 w:val="05000000000000000000"/>
+    <w:charset w:val="02"/>
+    <w:family w:val="auto"/>
+    <w:pitch w:val="default"/>
+    <w:sig w:usb0="00000000" w:usb1="00000000" w:usb2="00000000" w:usb3="00000000" w:csb0="80000000" w:csb1="00000000"/>
+  </w:font>
+  <w:font w:name="Calibri">
+    <w:panose1 w:val="020F0502020204030204"/>
+    <w:charset w:val="86"/>
+    <w:family w:val="swiss"/>
+    <w:pitch w:val="default"/>
+    <w:sig w:usb0="E4002EFF" w:usb1="C200247B" w:usb2="00000009" w:usb3="00000000" w:csb0="200001FF" w:csb1="00000000"/>
+  </w:font>
+  <w:font w:name="等线">
+    <w:altName w:val="Microsoft YaHei"/>
+    <w:panose1 w:val="00000000000000000000"/>
+    <w:charset w:val="86"/>
+    <w:family w:val="auto"/>
+    <w:pitch w:val="default"/>
+    <w:sig w:usb0="00000000" w:usb1="00000000" w:usb2="00000000" w:usb3="00000000" w:csb0="00000000" w:csb1="00000000"/>
+  </w:font>
+  <w:font w:name="Calibri">
+    <w:panose1 w:val="020F0502020204030204"/>
+    <w:charset w:val="00"/>
+    <w:family w:val="auto"/>
+    <w:pitch w:val="default"/>
+    <w:sig w:usb0="E4002EFF" w:usb1="C200247B" w:usb2="00000009" w:usb3="00000000" w:csb0="200001FF" w:csb1="00000000"/>
+  </w:font>
+  <w:font w:name="Tahoma">
+    <w:panose1 w:val="020B0604030504040204"/>
+    <w:charset w:val="00"/>
+    <w:family w:val="swiss"/>
+    <w:pitch w:val="default"/>
+    <w:sig w:usb0="E1002EFF" w:usb1="C000605B" w:usb2="00000029" w:usb3="00000000" w:csb0="200101FF" w:csb1="20280000"/>
+  </w:font>
+  <w:font w:name="Wingdings 2">
+    <w:panose1 w:val="05020102010507070707"/>
+    <w:charset w:val="02"/>
+    <w:family w:val="roman"/>
+    <w:pitch w:val="default"/>
+    <w:sig w:usb0="00000000" w:usb1="00000000" w:usb2="00000000" w:usb3="00000000" w:csb0="80000000" w:csb1="00000000"/>
+  </w:font>
+  <w:font w:name="Symbol">
+    <w:panose1 w:val="05050102010706020507"/>
+    <w:charset w:val="02"/>
+    <w:family w:val="roman"/>
+    <w:pitch w:val="default"/>
+    <w:sig w:usb0="00000000" w:usb1="00000000" w:usb2="00000000" w:usb3="00000000" w:csb0="80000000" w:csb1="00000000"/>
+  </w:font>
+  <w:font w:name="Wingdings">
+    <w:panose1 w:val="05000000000000000000"/>
+    <w:charset w:val="00"/>
+    <w:family w:val="auto"/>
+    <w:pitch w:val="default"/>
+    <w:sig w:usb0="00000000" w:usb1="00000000" w:usb2="00000000" w:usb3="00000000" w:csb0="80000000" w:csb1="00000000"/>
+  </w:font>
+  <w:font w:name="Microsoft YaHei">
+    <w:panose1 w:val="020B0503020204020204"/>
+    <w:charset w:val="86"/>
+    <w:family w:val="auto"/>
+    <w:pitch w:val="default"/>
+    <w:sig w:usb0="80000287" w:usb1="2ACF3C50" w:usb2="00000016" w:usb3="00000000" w:csb0="0004001F" w:csb1="00000000"/>
+  </w:font>
+</w:fonts>
+</file>
+
+<file path=word\footnotes.xml><?xml version="1.0" encoding="utf-8"?>
 <w:footnotes xmlns:wpc="http://schemas.microsoft.com/office/word/2010/wordprocessingCanvas" xmlns:mc="http://schemas.openxmlformats.org/markup-compatibility/2006" xmlns:o="urn:schemas-microsoft-com:office:office" xmlns:r="http://schemas.openxmlformats.org/officeDocument/2006/relationships" xmlns:m="http://schemas.openxmlformats.org/officeDocument/2006/math" xmlns:v="urn:schemas-microsoft-com:vml" xmlns:wp14="http://schemas.microsoft.com/office/word/2010/wordprocessingDrawing" xmlns:wp="http://schemas.openxmlformats.org/drawingml/2006/wordprocessingDrawing" xmlns:w="http://schemas.openxmlformats.org/wordprocessingml/2006/main" xmlns:w14="http://schemas.microsoft.com/office/word/2010/wordml" xmlns:w15="http://schemas.microsoft.com/office/word/2012/wordml" xmlns:w10="urn:schemas-microsoft-com:office:word" xmlns:wpg="http://schemas.microsoft.com/office/word/2010/wordprocessingGroup" xmlns:wpi="http://schemas.microsoft.com/office/word/2010/wordprocessingInk" xmlns:wne="http://schemas.microsoft.com/office/word/2006/wordml" xmlns:wps="http://schemas.microsoft.com/office/word/2010/wordprocessingShape" xmlns:wpsCustomData="http://www.wps.cn/officeDocument/2013/wpsCustomData" mc:Ignorable="w14 w15 wp14">
   <w:footnote w:type="separator" w:id="0">
     <w:p>
@@ -1491,7 +1682,7 @@
 </w:footnotes>
 </file>
 
-<file path=word/numbering.xml><?xml version="1.0" encoding="utf-8"?>
+<file path=word\numbering.xml><?xml version="1.0" encoding="utf-8"?>
 <w:numbering xmlns:wpc="http://schemas.microsoft.com/office/word/2010/wordprocessingCanvas" xmlns:mc="http://schemas.openxmlformats.org/markup-compatibility/2006" xmlns:o="urn:schemas-microsoft-com:office:office" xmlns:r="http://schemas.openxmlformats.org/officeDocument/2006/relationships" xmlns:m="http://schemas.openxmlformats.org/officeDocument/2006/math" xmlns:v="urn:schemas-microsoft-com:vml" xmlns:wp14="http://schemas.microsoft.com/office/word/2010/wordprocessingDrawing" xmlns:wp="http://schemas.openxmlformats.org/drawingml/2006/wordprocessingDrawing" xmlns:w10="urn:schemas-microsoft-com:office:word" xmlns:w="http://schemas.openxmlformats.org/wordprocessingml/2006/main" xmlns:w14="http://schemas.microsoft.com/office/word/2010/wordml" xmlns:wpg="http://schemas.microsoft.com/office/word/2010/wordprocessingGroup" xmlns:wpi="http://schemas.microsoft.com/office/word/2010/wordprocessingInk" xmlns:wne="http://schemas.microsoft.com/office/word/2006/wordml" xmlns:wps="http://schemas.microsoft.com/office/word/2010/wordprocessingShape" xmlns:wpsCustomData="http://www.wps.cn/officeDocument/2013/wpsCustomData" mc:Ignorable="w14 wp14">
   <w:abstractNum w:abstractNumId="0">
     <w:nsid w:val="B7DB1752"/>
@@ -1751,7 +1942,150 @@
 </w:numbering>
 </file>
 
-<file path=word/styles.xml><?xml version="1.0" encoding="utf-8"?>
+<file path=word\settings.xml><?xml version="1.0" encoding="utf-8"?>
+<w:settings xmlns:mc="http://schemas.openxmlformats.org/markup-compatibility/2006" xmlns:o="urn:schemas-microsoft-com:office:office" xmlns:r="http://schemas.openxmlformats.org/officeDocument/2006/relationships" xmlns:m="http://schemas.openxmlformats.org/officeDocument/2006/math" xmlns:v="urn:schemas-microsoft-com:vml" xmlns:w10="urn:schemas-microsoft-com:office:word" xmlns:w="http://schemas.openxmlformats.org/wordprocessingml/2006/main" xmlns:w14="http://schemas.microsoft.com/office/word/2010/wordml" xmlns:sl="http://schemas.openxmlformats.org/schemaLibrary/2006/main" xmlns:wpsCustomData="http://www.wps.cn/officeDocument/2013/wpsCustomData" mc:Ignorable="w14">
+  <w:zoom w:percent="150"/>
+  <w:documentProtection w:enforcement="0"/>
+  <w:defaultTabStop w:val="720"/>
+  <w:characterSpacingControl w:val="doNotCompress"/>
+  <w:footnotePr>
+    <w:footnote w:id="0"/>
+    <w:footnote w:id="1"/>
+  </w:footnotePr>
+  <w:endnotePr>
+    <w:endnote w:id="0"/>
+    <w:endnote w:id="1"/>
+  </w:endnotePr>
+  <w:compat>
+    <w:compatSetting w:name="compatibilityMode" w:uri="http://schemas.microsoft.com/office/word" w:val="12"/>
+  </w:compat>
+  <w:rsids>
+    <w:rsidRoot w:val="000D586C"/>
+    <w:rsid w:val="0001107B"/>
+    <w:rsid w:val="0008368B"/>
+    <w:rsid w:val="000D53AE"/>
+    <w:rsid w:val="000D586C"/>
+    <w:rsid w:val="001968C1"/>
+    <w:rsid w:val="001A323E"/>
+    <w:rsid w:val="001A69CB"/>
+    <w:rsid w:val="001A6CE3"/>
+    <w:rsid w:val="001D7CDF"/>
+    <w:rsid w:val="001E0DF5"/>
+    <w:rsid w:val="001F7D11"/>
+    <w:rsid w:val="002106C4"/>
+    <w:rsid w:val="0023295F"/>
+    <w:rsid w:val="00245242"/>
+    <w:rsid w:val="002B2AFD"/>
+    <w:rsid w:val="002C24FE"/>
+    <w:rsid w:val="002D26E8"/>
+    <w:rsid w:val="00300669"/>
+    <w:rsid w:val="0033463C"/>
+    <w:rsid w:val="00340763"/>
+    <w:rsid w:val="0037514F"/>
+    <w:rsid w:val="003A3D2C"/>
+    <w:rsid w:val="003A662D"/>
+    <w:rsid w:val="003A7EBA"/>
+    <w:rsid w:val="003F6A9E"/>
+    <w:rsid w:val="004765D7"/>
+    <w:rsid w:val="00494AE6"/>
+    <w:rsid w:val="004B1E52"/>
+    <w:rsid w:val="0052155E"/>
+    <w:rsid w:val="00540AC0"/>
+    <w:rsid w:val="005A3956"/>
+    <w:rsid w:val="005C01FD"/>
+    <w:rsid w:val="005C31B2"/>
+    <w:rsid w:val="006727FC"/>
+    <w:rsid w:val="00697F89"/>
+    <w:rsid w:val="006B1658"/>
+    <w:rsid w:val="006C547E"/>
+    <w:rsid w:val="00713036"/>
+    <w:rsid w:val="007571FB"/>
+    <w:rsid w:val="0080174B"/>
+    <w:rsid w:val="00804187"/>
+    <w:rsid w:val="0084200D"/>
+    <w:rsid w:val="008815AB"/>
+    <w:rsid w:val="008B2F13"/>
+    <w:rsid w:val="008C2090"/>
+    <w:rsid w:val="008E187F"/>
+    <w:rsid w:val="009062E7"/>
+    <w:rsid w:val="00912D45"/>
+    <w:rsid w:val="009357D3"/>
+    <w:rsid w:val="009A1FB7"/>
+    <w:rsid w:val="009E38E8"/>
+    <w:rsid w:val="009E7E10"/>
+    <w:rsid w:val="00A5335F"/>
+    <w:rsid w:val="00A625B4"/>
+    <w:rsid w:val="00A6705D"/>
+    <w:rsid w:val="00A90B6C"/>
+    <w:rsid w:val="00AA6859"/>
+    <w:rsid w:val="00AB11A2"/>
+    <w:rsid w:val="00AD5BAA"/>
+    <w:rsid w:val="00AE3431"/>
+    <w:rsid w:val="00B36C22"/>
+    <w:rsid w:val="00B56B3F"/>
+    <w:rsid w:val="00B74552"/>
+    <w:rsid w:val="00B760D8"/>
+    <w:rsid w:val="00BA7F93"/>
+    <w:rsid w:val="00BC0551"/>
+    <w:rsid w:val="00BD195C"/>
+    <w:rsid w:val="00C33637"/>
+    <w:rsid w:val="00C54AC2"/>
+    <w:rsid w:val="00C6766F"/>
+    <w:rsid w:val="00CC15F6"/>
+    <w:rsid w:val="00D12069"/>
+    <w:rsid w:val="00D1561A"/>
+    <w:rsid w:val="00D50B47"/>
+    <w:rsid w:val="00DD1863"/>
+    <w:rsid w:val="00DD3A3D"/>
+    <w:rsid w:val="00E16312"/>
+    <w:rsid w:val="00E431E4"/>
+    <w:rsid w:val="00E67E3E"/>
+    <w:rsid w:val="00E72588"/>
+    <w:rsid w:val="00E81D59"/>
+    <w:rsid w:val="00ED780B"/>
+    <w:rsid w:val="00EF0831"/>
+    <w:rsid w:val="00F053FB"/>
+    <w:rsid w:val="00F3107A"/>
+    <w:rsid w:val="00F36A04"/>
+    <w:rsid w:val="00F9724C"/>
+    <w:rsid w:val="00FA5315"/>
+    <w:rsid w:val="00FE6CA9"/>
+    <w:rsid w:val="00FF1CD4"/>
+    <w:rsid w:val="773266A5"/>
+  </w:rsids>
+  <m:mathPr>
+    <m:mathFont m:val="Cambria Math"/>
+    <m:brkBin m:val="before"/>
+    <m:brkBinSub m:val="--"/>
+    <m:smallFrac m:val="1"/>
+    <m:dispDef/>
+    <m:lMargin m:val="0"/>
+    <m:rMargin m:val="0"/>
+    <m:defJc m:val="centerGroup"/>
+    <m:wrapIndent m:val="1440"/>
+    <m:intLim m:val="subSup"/>
+    <m:naryLim m:val="undOvr"/>
+  </m:mathPr>
+  <w:themeFontLang w:val="en-US" w:eastAsia="zh-CN"/>
+  <w:clrSchemeMapping w:bg1="light1" w:t1="dark1" w:bg2="light2" w:t2="dark2" w:accent1="accent1" w:accent2="accent2" w:accent3="accent3" w:accent4="accent4" w:accent5="accent5" w:accent6="accent6" w:hyperlink="hyperlink" w:followedHyperlink="followedHyperlink"/>
+  <w:shapeDefaults>
+    <o:shapedefaults fillcolor="#FFFFFF" fill="t" stroke="t">
+      <v:fill on="t" focussize="0,0"/>
+      <v:stroke color="#000000"/>
+    </o:shapedefaults>
+    <o:shapelayout v:ext="edit">
+      <o:idmap v:ext="edit" data="1"/>
+    </o:shapelayout>
+  </w:shapeDefaults>
+  <mc:AlternateContent>
+    <mc:Choice Requires="wpsCustomData">
+      <wpsCustomData:typoFeatureVersion val="1"/>
+    </mc:Choice>
+  </mc:AlternateContent>
+</w:settings>
+</file>
+
+<file path=word\styles.xml><?xml version="1.0" encoding="utf-8"?>
 <w:styles xmlns:mc="http://schemas.openxmlformats.org/markup-compatibility/2006" xmlns:o="urn:schemas-microsoft-com:office:office" xmlns:r="http://schemas.openxmlformats.org/officeDocument/2006/relationships" xmlns:m="http://schemas.openxmlformats.org/officeDocument/2006/math" xmlns:v="urn:schemas-microsoft-com:vml" xmlns:w="http://schemas.openxmlformats.org/wordprocessingml/2006/main" xmlns:w14="http://schemas.microsoft.com/office/word/2010/wordml" xmlns:w10="urn:schemas-microsoft-com:office:word" xmlns:sl="http://schemas.openxmlformats.org/schemaLibrary/2006/main" xmlns:wpsCustomData="http://www.wps.cn/officeDocument/2013/wpsCustomData" mc:Ignorable="w14">
   <w:docDefaults>
     <w:rPrDefault>
@@ -2160,7 +2494,7 @@
 </w:styles>
 </file>
 
-<file path=word/theme/theme1.xml><?xml version="1.0" encoding="utf-8"?>
+<file path=word\theme\theme1.xml><?xml version="1.0" encoding="utf-8"?>
 <a:theme xmlns:a="http://schemas.openxmlformats.org/drawingml/2006/main" name="Office Theme">
   <a:themeElements>
     <a:clrScheme name="Office">
@@ -2442,40 +2776,4 @@
   </a:themeElements>
   <a:objectDefaults/>
 </a:theme>
-</file>
-
-<file path=customXml/item1.xml><?xml version="1.0" encoding="utf-8"?>
-<s:customData xmlns="http://www.wps.cn/officeDocument/2013/wpsCustomData" xmlns:s="http://www.wps.cn/officeDocument/2013/wpsCustomData">
-  <customSectProps/>
-  <customShpExts>
-    <customShpInfo spid="_x0000_s1026"/>
-    <customShpInfo spid="_x0000_s1035"/>
-    <customShpInfo spid="_x0000_s1034"/>
-    <customShpInfo spid="_x0000_s1033"/>
-    <customShpInfo spid="_x0000_s1032"/>
-    <customShpInfo spid="_x0000_s1031"/>
-    <customShpInfo spid="_x0000_s1030"/>
-    <customShpInfo spid="_x0000_s1029"/>
-    <customShpInfo spid="_x0000_s1028"/>
-    <customShpInfo spid="_x0000_s1027"/>
-  </customShpExts>
-</s:customData>
-</file>
-
-<file path=customXml/item2.xml><?xml version="1.0" encoding="utf-8"?>
-<b:Sources xmlns:b="http://schemas.openxmlformats.org/officeDocument/2006/bibliography" xmlns="http://schemas.openxmlformats.org/officeDocument/2006/bibliography" SelectedStyle="\APA.XSL" StyleName="APA"/>
-</file>
-
-<file path=customXml/itemProps1.xml><?xml version="1.0" encoding="utf-8"?>
-<ds:datastoreItem xmlns:ds="http://schemas.openxmlformats.org/officeDocument/2006/customXml" ds:itemID="{B1977F7D-205B-4081-913C-38D41E755F92}">
-  <ds:schemaRefs>
-    <ds:schemaRef ds:uri="http://www.wps.cn/officeDocument/2013/wpsCustomData"/>
-  </ds:schemaRefs>
-</ds:datastoreItem>
-</file>
-
-<file path=customXml/itemProps2.xml><?xml version="1.0" encoding="utf-8"?>
-<ds:datastoreItem xmlns:ds="http://schemas.openxmlformats.org/officeDocument/2006/customXml" ds:itemID="{9A5A7724-79F2-4F3F-99CA-73DF3D35CD06}">
-  <ds:schemaRefs/>
-</ds:datastoreItem>
 </file>
--- a/backend-app/samples/biểu mẫu tiệc/BIÊN BẢN GIAO NHẬN TIỆC HỘI NGHỊ.docx
+++ b/backend-app/samples/biểu mẫu tiệc/BIÊN BẢN GIAO NHẬN TIỆC HỘI NGHỊ.docx
@@ -1071,15 +1071,7 @@
               <w:rPr>
                 <w:rFonts w:ascii="Times New Roman" w:hAnsi="Times New Roman" w:cs="Times New Roman"/>
               </w:rPr>
-              <w:t>{@C</w:t>
-            </w:r>
-            <w:bookmarkStart w:id="0" w:name="_GoBack"/>
-            <w:bookmarkEnd w:id="0"/>
-            <w:r>
-              <w:rPr>
-                <w:rFonts w:ascii="Times New Roman" w:hAnsi="Times New Roman" w:cs="Times New Roman"/>
-              </w:rPr>
-              <w:t>acDichVuKhac}</w:t>
+              <w:t>{CacDichVuKhac}</w:t>
             </w:r>
           </w:p>
         </w:tc>
@@ -1167,7 +1159,7 @@
               </w:rPr>
             </w:pPr>
             <w:r>
-              <w:t>{@PhatSinhTrongHoiNghi}</w:t>
+              <w:t>{PhatSinhTrongHoiNghi}</w:t>
             </w:r>
           </w:p>
           <w:p>
